--- a/data/drop/美股技术风险监控_2026-08-26.docx
+++ b/data/drop/美股技术风险监控_2026-08-26.docx
@@ -697,7 +697,7 @@
         <w:pStyle w:val="ListBullet"/>
       </w:pPr>
       <w:r>
-        <w:t>成交量变化：Volume/MA20=0.75倍；成交量为20日均量的0.75倍</w:t>
+        <w:t>成交量变化：Volume/MA20=0.76倍；成交量为20日均量的0.76倍</w:t>
       </w:r>
     </w:p>
     <w:p>
@@ -825,7 +825,7 @@
         <w:pStyle w:val="ListBullet"/>
       </w:pPr>
       <w:r>
-        <w:t>成交量变化：Volume/MA20=1.05倍；成交量为20日均量的1.05倍</w:t>
+        <w:t>成交量变化：Volume/MA20=1.06倍；成交量为20日均量的1.06倍</w:t>
       </w:r>
     </w:p>
     <w:p>
@@ -929,7 +929,7 @@
         <w:pStyle w:val="ListBullet"/>
       </w:pPr>
       <w:r>
-        <w:t>成交量变化：Volume/MA20=1.18倍；成交量为20日均量的1.18倍</w:t>
+        <w:t>成交量变化：Volume/MA20=1.20倍；成交量为20日均量的1.20倍</w:t>
       </w:r>
     </w:p>
     <w:p>
@@ -1121,7 +1121,7 @@
         <w:pStyle w:val="ListBullet"/>
       </w:pPr>
       <w:r>
-        <w:t>成交量变化：Volume/MA20=0.39倍；成交量为20日均量的0.39倍</w:t>
+        <w:t>成交量变化：Volume/MA20=0.43倍；成交量为20日均量的0.43倍</w:t>
       </w:r>
     </w:p>
     <w:p>
@@ -1318,7 +1318,7 @@
         <w:pStyle w:val="ListBullet"/>
       </w:pPr>
       <w:r>
-        <w:t>成交量变化：Volume/MA20=0.34倍；成交量为20日均量的0.34倍</w:t>
+        <w:t>成交量变化：Volume/MA20=0.36倍；成交量为20日均量的0.36倍</w:t>
       </w:r>
     </w:p>
     <w:p>
